--- a/teaching-pack/00-INSTRUCTOR/INSTRUCTOR-GUIDE-M01-M03.docx
+++ b/teaching-pack/00-INSTRUCTOR/INSTRUCTOR-GUIDE-M01-M03.docx
@@ -2221,6 +2221,39 @@
         <w:t>Concepts 19–24: measurement and why it matters, repeated measurements, range of readings, systematic error and accuracy, uncertainty propagation, instrument resolution.</w:t>
       </w:r>
     </w:p>
+    <w:p>
+      <w:pPr>
+        <w:spacing w:before="120" w:after="160" w:line="276" w:lineRule="auto"/>
+        <w:pBdr>
+          <w:top w:val="single" w:sz="8" w:space="6" w:color="F2C230"/>
+          <w:left w:val="single" w:sz="8" w:space="6" w:color="F2C230"/>
+          <w:bottom w:val="single" w:sz="8" w:space="6" w:color="F2C230"/>
+          <w:right w:val="single" w:sz="8" w:space="6" w:color="F2C230"/>
+        </w:pBdr>
+        <w:shd w:val="clear" w:fill="FFF6E5"/>
+      </w:pPr>
+      <w:r>
+        <w:rPr>
+          <w:rFonts w:ascii="Barlow Condensed" w:hAnsi="Barlow Condensed" w:cs="Barlow Condensed"/>
+          <w:b/>
+          <w:i w:val="0"/>
+          <w:color w:val="2B2F36"/>
+          <w:sz w:val="19"/>
+          <w:caps w:val="1"/>
+          <w:spacing w:val="10"/>
+        </w:rPr>
+        <w:t xml:space="preserve">Project the student deck first  </w:t>
+      </w:r>
+      <w:r>
+        <w:rPr>
+          <w:rFonts w:ascii="Barlow" w:hAnsi="Barlow" w:cs="Barlow"/>
+          <w:b w:val="0"/>
+          <w:i w:val="0"/>
+          <w:sz w:val="19"/>
+        </w:rPr>
+        <w:t>Open M02-student.pptx before students arrive. It stops before every gauge answer. Keep M02-instructor-reveal.pptx closed until the lab debrief and only advance it after students have struggled with the data. Never project the reveal deck early.</w:t>
+      </w:r>
+    </w:p>
     <w:tbl>
       <w:tblPr>
         <w:tblStyle w:val="TableGrid"/>
@@ -2256,7 +2289,7 @@
                 <w:b/>
                 <w:i w:val="0"/>
                 <w:color w:val="FFFFFF"/>
-                <w:sz w:val="18"/>
+                <w:sz w:val="17"/>
               </w:rPr>
               <w:t>Min</w:t>
             </w:r>
@@ -2264,7 +2297,7 @@
         </w:tc>
         <w:tc>
           <w:tcPr>
-            <w:tcW w:type="dxa" w:w="6552"/>
+            <w:tcW w:type="dxa" w:w="6264"/>
             <w:shd w:val="clear" w:color="auto" w:fill="1F3A5F"/>
           </w:tcPr>
           <w:p>
@@ -2277,7 +2310,7 @@
                 <w:b/>
                 <w:i w:val="0"/>
                 <w:color w:val="FFFFFF"/>
-                <w:sz w:val="18"/>
+                <w:sz w:val="17"/>
               </w:rPr>
               <w:t>What happens</w:t>
             </w:r>
@@ -2285,7 +2318,7 @@
         </w:tc>
         <w:tc>
           <w:tcPr>
-            <w:tcW w:type="dxa" w:w="1224"/>
+            <w:tcW w:type="dxa" w:w="1512"/>
             <w:shd w:val="clear" w:color="auto" w:fill="1F3A5F"/>
           </w:tcPr>
           <w:p>
@@ -2298,9 +2331,9 @@
                 <w:b/>
                 <w:i w:val="0"/>
                 <w:color w:val="FFFFFF"/>
-                <w:sz w:val="18"/>
+                <w:sz w:val="17"/>
               </w:rPr>
-              <w:t>Slides</w:t>
+              <w:t>Deck · slides</w:t>
             </w:r>
           </w:p>
         </w:tc>
@@ -2319,7 +2352,7 @@
                 <w:rFonts w:ascii="Barlow" w:hAnsi="Barlow" w:cs="Barlow"/>
                 <w:b w:val="0"/>
                 <w:i w:val="0"/>
-                <w:sz w:val="18"/>
+                <w:sz w:val="17"/>
               </w:rPr>
               <w:t>0–10</w:t>
             </w:r>
@@ -2327,7 +2360,7 @@
         </w:tc>
         <w:tc>
           <w:tcPr>
-            <w:tcW w:type="dxa" w:w="6552"/>
+            <w:tcW w:type="dxa" w:w="6264"/>
           </w:tcPr>
           <w:p>
             <w:pPr>
@@ -2338,7 +2371,7 @@
                 <w:rFonts w:ascii="Barlow" w:hAnsi="Barlow" w:cs="Barlow"/>
                 <w:b w:val="0"/>
                 <w:i w:val="0"/>
-                <w:sz w:val="18"/>
+                <w:sz w:val="17"/>
               </w:rPr>
               <w:t>FOREMAN's PASS on screen. Ask: do we accept the array? Take a show of hands. Then say you are not opening the file for forty minutes.</w:t>
             </w:r>
@@ -2346,7 +2379,7 @@
         </w:tc>
         <w:tc>
           <w:tcPr>
-            <w:tcW w:type="dxa" w:w="1224"/>
+            <w:tcW w:type="dxa" w:w="1512"/>
           </w:tcPr>
           <w:p>
             <w:pPr>
@@ -2357,9 +2390,9 @@
                 <w:rFonts w:ascii="Barlow" w:hAnsi="Barlow" w:cs="Barlow"/>
                 <w:b w:val="0"/>
                 <w:i w:val="0"/>
-                <w:sz w:val="18"/>
+                <w:sz w:val="17"/>
               </w:rPr>
-              <w:t>1–3</w:t>
+              <w:t>Student · 1–3</w:t>
             </w:r>
           </w:p>
         </w:tc>
@@ -2379,7 +2412,7 @@
                 <w:rFonts w:ascii="Barlow" w:hAnsi="Barlow" w:cs="Barlow"/>
                 <w:b w:val="0"/>
                 <w:i w:val="0"/>
-                <w:sz w:val="18"/>
+                <w:sz w:val="17"/>
               </w:rPr>
               <w:t>10–22</w:t>
             </w:r>
@@ -2387,7 +2420,7 @@
         </w:tc>
         <w:tc>
           <w:tcPr>
-            <w:tcW w:type="dxa" w:w="6552"/>
+            <w:tcW w:type="dxa" w:w="6264"/>
             <w:shd w:val="clear" w:color="auto" w:fill="F4F6F8"/>
           </w:tcPr>
           <w:p>
@@ -2399,7 +2432,7 @@
                 <w:rFonts w:ascii="Barlow" w:hAnsi="Barlow" w:cs="Barlow"/>
                 <w:b w:val="0"/>
                 <w:i w:val="0"/>
-                <w:sz w:val="18"/>
+                <w:sz w:val="17"/>
               </w:rPr>
               <w:t>Teach measurement: reading, spread, resolution, true value. Then accuracy vs precision on the target diagram, and random vs systematic error.</w:t>
             </w:r>
@@ -2407,7 +2440,7 @@
         </w:tc>
         <w:tc>
           <w:tcPr>
-            <w:tcW w:type="dxa" w:w="1224"/>
+            <w:tcW w:type="dxa" w:w="1512"/>
             <w:shd w:val="clear" w:color="auto" w:fill="F4F6F8"/>
           </w:tcPr>
           <w:p>
@@ -2419,9 +2452,9 @@
                 <w:rFonts w:ascii="Barlow" w:hAnsi="Barlow" w:cs="Barlow"/>
                 <w:b w:val="0"/>
                 <w:i w:val="0"/>
-                <w:sz w:val="18"/>
+                <w:sz w:val="17"/>
               </w:rPr>
-              <w:t>4–7</w:t>
+              <w:t>Student · 4–7</w:t>
             </w:r>
           </w:p>
         </w:tc>
@@ -2440,7 +2473,7 @@
                 <w:rFonts w:ascii="Barlow" w:hAnsi="Barlow" w:cs="Barlow"/>
                 <w:b w:val="0"/>
                 <w:i w:val="0"/>
-                <w:sz w:val="18"/>
+                <w:sz w:val="17"/>
               </w:rPr>
               <w:t>22–47</w:t>
             </w:r>
@@ -2448,7 +2481,7 @@
         </w:tc>
         <w:tc>
           <w:tcPr>
-            <w:tcW w:type="dxa" w:w="6552"/>
+            <w:tcW w:type="dxa" w:w="6264"/>
           </w:tcPr>
           <w:p>
             <w:pPr>
@@ -2459,7 +2492,7 @@
                 <w:rFonts w:ascii="Barlow" w:hAnsi="Barlow" w:cs="Barlow"/>
                 <w:b w:val="0"/>
                 <w:i w:val="0"/>
-                <w:sz w:val="18"/>
+                <w:sz w:val="17"/>
               </w:rPr>
               <w:t>The lab, H2-01. Parts A, B and C. Part B is the one that matters — make sure pairs actually swap pins.</w:t>
             </w:r>
@@ -2467,7 +2500,7 @@
         </w:tc>
         <w:tc>
           <w:tcPr>
-            <w:tcW w:type="dxa" w:w="1224"/>
+            <w:tcW w:type="dxa" w:w="1512"/>
           </w:tcPr>
           <w:p>
             <w:pPr>
@@ -2478,9 +2511,9 @@
                 <w:rFonts w:ascii="Barlow" w:hAnsi="Barlow" w:cs="Barlow"/>
                 <w:b w:val="0"/>
                 <w:i w:val="0"/>
-                <w:sz w:val="18"/>
+                <w:sz w:val="17"/>
               </w:rPr>
-              <w:t>8–10</w:t>
+              <w:t>Student · 8–9</w:t>
             </w:r>
           </w:p>
         </w:tc>
@@ -2500,7 +2533,7 @@
                 <w:rFonts w:ascii="Barlow" w:hAnsi="Barlow" w:cs="Barlow"/>
                 <w:b w:val="0"/>
                 <w:i w:val="0"/>
-                <w:sz w:val="18"/>
+                <w:sz w:val="17"/>
               </w:rPr>
               <w:t>47–55</w:t>
             </w:r>
@@ -2508,7 +2541,7 @@
         </w:tc>
         <w:tc>
           <w:tcPr>
-            <w:tcW w:type="dxa" w:w="6552"/>
+            <w:tcW w:type="dxa" w:w="6264"/>
             <w:shd w:val="clear" w:color="auto" w:fill="F4F6F8"/>
           </w:tcPr>
           <w:p>
@@ -2520,15 +2553,15 @@
                 <w:rFonts w:ascii="Barlow" w:hAnsi="Barlow" w:cs="Barlow"/>
                 <w:b w:val="0"/>
                 <w:i w:val="0"/>
-                <w:sz w:val="18"/>
+                <w:sz w:val="17"/>
               </w:rPr>
-              <w:t>Debrief the lab. Get the sentence out of the room: averaging fixes random error and hides systematic error.</w:t>
+              <w:t>Debrief the lab. Get the sentence out of the room: averaging fixes random error and hides systematic error. Only now open the reveal deck.</w:t>
             </w:r>
           </w:p>
         </w:tc>
         <w:tc>
           <w:tcPr>
-            <w:tcW w:type="dxa" w:w="1224"/>
+            <w:tcW w:type="dxa" w:w="1512"/>
             <w:shd w:val="clear" w:color="auto" w:fill="F4F6F8"/>
           </w:tcPr>
           <w:p>
@@ -2540,9 +2573,9 @@
                 <w:rFonts w:ascii="Barlow" w:hAnsi="Barlow" w:cs="Barlow"/>
                 <w:b w:val="0"/>
                 <w:i w:val="0"/>
-                <w:sz w:val="18"/>
+                <w:sz w:val="17"/>
               </w:rPr>
-              <w:t>10</w:t>
+              <w:t>Reveal · 1</w:t>
             </w:r>
           </w:p>
         </w:tc>
@@ -2561,7 +2594,7 @@
                 <w:rFonts w:ascii="Barlow" w:hAnsi="Barlow" w:cs="Barlow"/>
                 <w:b w:val="0"/>
                 <w:i w:val="0"/>
-                <w:sz w:val="18"/>
+                <w:sz w:val="17"/>
               </w:rPr>
               <w:t>55–68</w:t>
             </w:r>
@@ -2569,7 +2602,7 @@
         </w:tc>
         <w:tc>
           <w:tcPr>
-            <w:tcW w:type="dxa" w:w="6552"/>
+            <w:tcW w:type="dxa" w:w="6264"/>
           </w:tcPr>
           <w:p>
             <w:pPr>
@@ -2580,15 +2613,15 @@
                 <w:rFonts w:ascii="Barlow" w:hAnsi="Barlow" w:cs="Barlow"/>
                 <w:b w:val="0"/>
                 <w:i w:val="0"/>
-                <w:sz w:val="18"/>
+                <w:sz w:val="17"/>
               </w:rPr>
-              <w:t>Open gauges_install.csv together. Per gauge, not in aggregate. Let G6 emerge. Then show how FOREMAN's number was built.</w:t>
+              <w:t>Open gauges_install.csv together. Per gauge, not in aggregate. Let G6 emerge. Use the student transition slides, then show how FOREMAN's number was built.</w:t>
             </w:r>
           </w:p>
         </w:tc>
         <w:tc>
           <w:tcPr>
-            <w:tcW w:type="dxa" w:w="1224"/>
+            <w:tcW w:type="dxa" w:w="1512"/>
           </w:tcPr>
           <w:p>
             <w:pPr>
@@ -2599,9 +2632,9 @@
                 <w:rFonts w:ascii="Barlow" w:hAnsi="Barlow" w:cs="Barlow"/>
                 <w:b w:val="0"/>
                 <w:i w:val="0"/>
-                <w:sz w:val="18"/>
+                <w:sz w:val="17"/>
               </w:rPr>
-              <w:t>11–15</w:t>
+              <w:t>Student · 10–11; Reveal · 2–4</w:t>
             </w:r>
           </w:p>
         </w:tc>
@@ -2621,7 +2654,7 @@
                 <w:rFonts w:ascii="Barlow" w:hAnsi="Barlow" w:cs="Barlow"/>
                 <w:b w:val="0"/>
                 <w:i w:val="0"/>
-                <w:sz w:val="18"/>
+                <w:sz w:val="17"/>
               </w:rPr>
               <w:t>68–73</w:t>
             </w:r>
@@ -2629,7 +2662,7 @@
         </w:tc>
         <w:tc>
           <w:tcPr>
-            <w:tcW w:type="dxa" w:w="6552"/>
+            <w:tcW w:type="dxa" w:w="6264"/>
             <w:shd w:val="clear" w:color="auto" w:fill="F4F6F8"/>
           </w:tcPr>
           <w:p>
@@ -2641,7 +2674,7 @@
                 <w:rFonts w:ascii="Barlow" w:hAnsi="Barlow" w:cs="Barlow"/>
                 <w:b w:val="0"/>
                 <w:i w:val="0"/>
-                <w:sz w:val="18"/>
+                <w:sz w:val="17"/>
               </w:rPr>
               <w:t>Wes's margin note on the install record. Then the hours.</w:t>
             </w:r>
@@ -2649,7 +2682,7 @@
         </w:tc>
         <w:tc>
           <w:tcPr>
-            <w:tcW w:type="dxa" w:w="1224"/>
+            <w:tcW w:type="dxa" w:w="1512"/>
             <w:shd w:val="clear" w:color="auto" w:fill="F4F6F8"/>
           </w:tcPr>
           <w:p>
@@ -2661,9 +2694,9 @@
                 <w:rFonts w:ascii="Barlow" w:hAnsi="Barlow" w:cs="Barlow"/>
                 <w:b w:val="0"/>
                 <w:i w:val="0"/>
-                <w:sz w:val="18"/>
+                <w:sz w:val="17"/>
               </w:rPr>
-              <w:t>16–18</w:t>
+              <w:t>Reveal · 5–7</w:t>
             </w:r>
           </w:p>
         </w:tc>
@@ -2682,7 +2715,7 @@
                 <w:rFonts w:ascii="Barlow" w:hAnsi="Barlow" w:cs="Barlow"/>
                 <w:b w:val="0"/>
                 <w:i w:val="0"/>
-                <w:sz w:val="18"/>
+                <w:sz w:val="17"/>
               </w:rPr>
               <w:t>73–75</w:t>
             </w:r>
@@ -2690,7 +2723,7 @@
         </w:tc>
         <w:tc>
           <w:tcPr>
-            <w:tcW w:type="dxa" w:w="6552"/>
+            <w:tcW w:type="dxa" w:w="6264"/>
           </w:tcPr>
           <w:p>
             <w:pPr>
@@ -2701,7 +2734,7 @@
                 <w:rFonts w:ascii="Barlow" w:hAnsi="Barlow" w:cs="Barlow"/>
                 <w:b w:val="0"/>
                 <w:i w:val="0"/>
-                <w:sz w:val="18"/>
+                <w:sz w:val="17"/>
               </w:rPr>
               <w:t>Mask off. Assign HW1 and the decision log.</w:t>
             </w:r>
@@ -2709,7 +2742,7 @@
         </w:tc>
         <w:tc>
           <w:tcPr>
-            <w:tcW w:type="dxa" w:w="1224"/>
+            <w:tcW w:type="dxa" w:w="1512"/>
           </w:tcPr>
           <w:p>
             <w:pPr>
@@ -2720,9 +2753,9 @@
                 <w:rFonts w:ascii="Barlow" w:hAnsi="Barlow" w:cs="Barlow"/>
                 <w:b w:val="0"/>
                 <w:i w:val="0"/>
-                <w:sz w:val="18"/>
+                <w:sz w:val="17"/>
               </w:rPr>
-              <w:t>19–20</w:t>
+              <w:t>Reveal · 8–9</w:t>
             </w:r>
           </w:p>
         </w:tc>

--- a/teaching-pack/00-INSTRUCTOR/INSTRUCTOR-GUIDE-M01-M03.docx
+++ b/teaching-pack/00-INSTRUCTOR/INSTRUCTOR-GUIDE-M01-M03.docx
@@ -30,6 +30,39 @@
           <w:sz w:val="19"/>
         </w:rPr>
         <w:t>Everything needed to run the first three meetings of SEIS 201, Spring 2027. Draft. No engineer or statistics instructor has reviewed the technical content; the items needing review are listed on the last page.</w:t>
+      </w:r>
+    </w:p>
+    <w:p>
+      <w:pPr>
+        <w:spacing w:before="120" w:after="160" w:line="276" w:lineRule="auto"/>
+        <w:pBdr>
+          <w:top w:val="single" w:sz="8" w:space="6" w:color="F2C230"/>
+          <w:left w:val="single" w:sz="8" w:space="6" w:color="F2C230"/>
+          <w:bottom w:val="single" w:sz="8" w:space="6" w:color="F2C230"/>
+          <w:right w:val="single" w:sz="8" w:space="6" w:color="F2C230"/>
+        </w:pBdr>
+        <w:shd w:val="clear" w:fill="FFF6E5"/>
+      </w:pPr>
+      <w:r>
+        <w:rPr>
+          <w:rFonts w:ascii="Barlow Condensed" w:hAnsi="Barlow Condensed" w:cs="Barlow Condensed"/>
+          <w:b/>
+          <w:i w:val="0"/>
+          <w:color w:val="2B2F36"/>
+          <w:sz w:val="19"/>
+          <w:caps w:val="1"/>
+          <w:spacing w:val="10"/>
+        </w:rPr>
+        <w:t xml:space="preserve">Podium run-of-day pages  </w:t>
+      </w:r>
+      <w:r>
+        <w:rPr>
+          <w:rFonts w:ascii="Barlow" w:hAnsi="Barlow" w:cs="Barlow"/>
+          <w:b w:val="0"/>
+          <w:i w:val="0"/>
+          <w:sz w:val="19"/>
+        </w:rPr>
+        <w:t>Open 00-INSTRUCTOR/run-of-day/index.html for the newsletter-style meeting desk. M01-run-of-day.html, M02-run-of-day.html and M03-run-of-day.html give exact deck and slide cues, scripted facilitator language, handout timing, raw file links, keys and print-friendly layouts.</w:t>
       </w:r>
     </w:p>
     <w:p>

--- a/teaching-pack/00-INSTRUCTOR/INSTRUCTOR-GUIDE-M01-M03.docx
+++ b/teaching-pack/00-INSTRUCTOR/INSTRUCTOR-GUIDE-M01-M03.docx
@@ -62,7 +62,7 @@
           <w:i w:val="0"/>
           <w:sz w:val="19"/>
         </w:rPr>
-        <w:t>Open 00-INSTRUCTOR/run-of-day/index.html for the newsletter-style meeting desk. M01-run-of-day.html, M02-run-of-day.html and M03-run-of-day.html give exact deck and slide cues, scripted facilitator language, handout timing, raw file links, keys and print-friendly layouts.</w:t>
+        <w:t>Open 00-INSTRUCTOR/run-of-day/index.html for the newsletter-style meeting desk. M01-run-of-day.html, M02-run-of-day.html and M03-run-of-day.html give exact deck and slide cues, scripted facilitator language, handout timing, raw file links, keys and print-friendly layouts. For a faculty or department walkthrough of the course design, open 00-INSTRUCTOR/why-this-way.html; it covers the rationale, expected outcomes, assessment pattern, anticipated questions and current pilot boundaries.</w:t>
       </w:r>
     </w:p>
     <w:p>
